--- a/output.docx
+++ b/output.docx
@@ -15,48 +15,27 @@
         <w:pStyle w:val="Heading1"/>
       </w:pPr>
       <w:r>
-        <w:t xml:space="preserve">第一章 </w:t>
+        <w:t>第一章 计算器科学概述</w:t>
       </w:r>
+    </w:p>
+    <w:p>
       <w:commentRangeStart w:id="1"/>
-      <w:del w:id="1" w:author="AI校对助手" w:date="2025-07-01T09:45:19Z">
+      <w:del w:id="1" w:author="AI校对助手" w:date="2025-07-01T12:36:22Z">
         <w:r>
-          <w:delText>计算器科学</w:delText>
+          <w:delText>计算器科学是一门研究算法、数据结构和计算系统设计的学科。</w:delText>
         </w:r>
       </w:del>
       <w:commentRangeEnd w:id="1"/>
       <w:r>
         <w:commentReference w:id="1"/>
       </w:r>
-      <w:ins w:id="1001" w:author="AI校对助手" w:date="2025-07-01T09:45:19Z">
+      <w:ins w:id="1001" w:author="AI校对助手" w:date="2025-07-01T12:36:22Z">
         <w:r>
-          <w:t>计算机科学</w:t>
+          <w:t>计算机科学是一门研究算法、数据结构和计算系统设计的学科。</w:t>
         </w:r>
       </w:ins>
       <w:r>
-        <w:t>概述</w:t>
-      </w:r>
-    </w:p>
-    <w:p>
-      <w:r>
-        <w:t>计算器科学是一门研究算法、数据结构和计算系统设计的学科。它涉及到程式设计、</w:t>
-      </w:r>
-      <w:commentRangeStart w:id="6"/>
-      <w:del w:id="6" w:author="AI校对助手" w:date="2025-07-01T09:45:19Z">
-        <w:r>
-          <w:delText>软体工程</w:delText>
-        </w:r>
-      </w:del>
-      <w:commentRangeEnd w:id="6"/>
-      <w:r>
-        <w:commentReference w:id="6"/>
-      </w:r>
-      <w:ins w:id="1006" w:author="AI校对助手" w:date="2025-07-01T09:45:19Z">
-        <w:r>
-          <w:t>软件工程</w:t>
-        </w:r>
-      </w:ins>
-      <w:r>
-        <w:t>、人工智能等多个领域。</w:t>
+        <w:t>它涉及到程式设计、软体工程、人工智能等多个领域。</w:t>
       </w:r>
     </w:p>
     <w:p>
@@ -79,76 +58,51 @@
       </w:r>
     </w:p>
     <w:p>
-      <w:commentRangeStart w:id="5"/>
-      <w:del w:id="5" w:author="AI校对助手" w:date="2025-07-01T09:45:19Z">
+      <w:commentRangeStart w:id="2"/>
+      <w:del w:id="2" w:author="AI校对助手" w:date="2025-07-01T12:36:22Z">
         <w:r>
-          <w:delText>程式设计</w:delText>
+          <w:delText>程式设计是计算机科学的核心技能之一。</w:delText>
         </w:r>
       </w:del>
-      <w:commentRangeEnd w:id="5"/>
+      <w:commentRangeEnd w:id="2"/>
       <w:r>
-        <w:commentReference w:id="5"/>
+        <w:commentReference w:id="2"/>
       </w:r>
-      <w:ins w:id="1005" w:author="AI校对助手" w:date="2025-07-01T09:45:19Z">
+      <w:ins w:id="1002" w:author="AI校对助手" w:date="2025-07-01T12:36:22Z">
         <w:r>
-          <w:t>程序设计</w:t>
+          <w:t>程序设计是计算机科学的核心技能之一。</w:t>
         </w:r>
       </w:ins>
       <w:r>
-        <w:t>是计算机科学的核心技能之一。在程序开发过程中，我们需要掌握各种编程语言和</w:t>
+        <w:t>在程序开发过程中，我们需要掌握各种编程语言和程式设计技巧。</w:t>
       </w:r>
-      <w:del w:id="5" w:author="AI校对助手" w:date="2025-07-01T09:45:19Z">
+    </w:p>
+    <w:p>
+      <w:commentRangeStart w:id="4"/>
+      <w:del w:id="4" w:author="AI校对助手" w:date="2025-07-01T12:36:22Z">
         <w:r>
-          <w:delText>程式设计</w:delText>
+          <w:delText>变数是程序中用来存储数据的容器。</w:delText>
         </w:r>
       </w:del>
-      <w:ins w:id="1005" w:author="AI校对助手" w:date="2025-07-01T09:45:19Z">
+      <w:commentRangeEnd w:id="4"/>
+      <w:r>
+        <w:commentReference w:id="4"/>
+      </w:r>
+      <w:ins w:id="1004" w:author="AI校对助手" w:date="2025-07-01T12:36:22Z">
         <w:r>
-          <w:t>程序设计</w:t>
+          <w:t>变量是程序中用来存储数据的容器。</w:t>
         </w:r>
       </w:ins>
       <w:r>
-        <w:t>技巧。</w:t>
+        <w:t>在Python中，变量可以存储不同类型的数据，如整数、浮点数、字符串等。</w:t>
       </w:r>
     </w:p>
     <w:p>
-      <w:commentRangeStart w:id="8"/>
-      <w:del w:id="8" w:author="AI校对助手" w:date="2025-07-01T09:45:19Z">
-        <w:r>
-          <w:delText>变数</w:delText>
-        </w:r>
-      </w:del>
-      <w:commentRangeEnd w:id="8"/>
       <w:r>
-        <w:commentReference w:id="8"/>
+        <w:t>函式是一段可重用的代码块，它可以接受参数并返回结果。</w:t>
       </w:r>
-      <w:ins w:id="1008" w:author="AI校对助手" w:date="2025-07-01T09:45:19Z">
-        <w:r>
-          <w:t>变量</w:t>
-        </w:r>
-      </w:ins>
       <w:r>
-        <w:t>是程序中用来存储数据的容器。在Python中，变量可以存储不同类型的数据，如整数、浮点数、字符串等。</w:t>
-      </w:r>
-    </w:p>
-    <w:p>
-      <w:commentRangeStart w:id="9"/>
-      <w:del w:id="9" w:author="AI校对助手" w:date="2025-07-01T09:45:19Z">
-        <w:r>
-          <w:delText>函式</w:delText>
-        </w:r>
-      </w:del>
-      <w:commentRangeEnd w:id="9"/>
-      <w:r>
-        <w:commentReference w:id="9"/>
-      </w:r>
-      <w:ins w:id="1009" w:author="AI校对助手" w:date="2025-07-01T09:45:19Z">
-        <w:r>
-          <w:t>函数</w:t>
-        </w:r>
-      </w:ins>
-      <w:r>
-        <w:t>是一段可重用的代码块，它可以接受参数并返回结果。通过使用函数，我们可以让代码更加模块化和可维护。</w:t>
+        <w:t>通过使用函数，我们可以让代码更加模块化和可维护。</w:t>
       </w:r>
     </w:p>
     <w:p>
@@ -160,17 +114,17 @@
       </w:r>
     </w:p>
     <w:p>
-      <w:commentRangeStart w:id="10"/>
-      <w:del w:id="10" w:author="AI校对助手" w:date="2025-07-01T09:45:19Z">
+      <w:commentRangeStart w:id="5"/>
+      <w:del w:id="5" w:author="AI校对助手" w:date="2025-07-01T12:36:22Z">
         <w:r>
           <w:delText>数据结构是组织和存储数据的方式,常见的数据结构包括数组、链表、栈、队列等。</w:delText>
         </w:r>
       </w:del>
-      <w:commentRangeEnd w:id="10"/>
+      <w:commentRangeEnd w:id="5"/>
       <w:r>
-        <w:commentReference w:id="10"/>
+        <w:commentReference w:id="5"/>
       </w:r>
-      <w:ins w:id="1010" w:author="AI校对助手" w:date="2025-07-01T09:45:19Z">
+      <w:ins w:id="1005" w:author="AI校对助手" w:date="2025-07-01T12:36:22Z">
         <w:r>
           <w:t>数据结构是组织和存储数据的方式，常见的数据结构包括数组、链表、栈、队列等。</w:t>
         </w:r>
@@ -207,23 +161,23 @@
       </w:r>
     </w:p>
     <w:p>
-      <w:commentRangeStart w:id="7"/>
-      <w:del w:id="7" w:author="AI校对助手" w:date="2025-07-01T09:45:19Z">
+      <w:commentRangeStart w:id="3"/>
+      <w:del w:id="3" w:author="AI校对助手" w:date="2025-07-01T12:36:22Z">
         <w:r>
-          <w:delText>软体工程</w:delText>
+          <w:delText>软体工程是一门研究如何系统化、规范化、量化地开发和维护软件的学科。</w:delText>
         </w:r>
       </w:del>
-      <w:commentRangeEnd w:id="7"/>
+      <w:commentRangeEnd w:id="3"/>
       <w:r>
-        <w:commentReference w:id="7"/>
+        <w:commentReference w:id="3"/>
       </w:r>
-      <w:ins w:id="1007" w:author="AI校对助手" w:date="2025-07-01T09:45:19Z">
+      <w:ins w:id="1003" w:author="AI校对助手" w:date="2025-07-01T12:36:22Z">
         <w:r>
-          <w:t>软件工程</w:t>
+          <w:t>软件工程是一门研究如何系统化、规范化、量化地开发和维护软件的学科。</w:t>
         </w:r>
       </w:ins>
       <w:r>
-        <w:t>是一门研究如何系统化、规范化、量化地开发和维护软件的学科。它涉及软件开发的整个生命周期，从需求分析到系统维护。</w:t>
+        <w:t>它涉及软件开发的整个生命周期，从需求分析到系统维护。</w:t>
       </w:r>
     </w:p>
     <w:p>
@@ -295,103 +249,53 @@
 
 <file path=word/comments.xml><?xml version="1.0" encoding="utf-8"?>
 <w:comments xmlns:w="http://schemas.openxmlformats.org/wordprocessingml/2006/main">
-  <w:comment w:id="1" w:author="AI校对助手" w:date="2025-07-01T09:45:19Z" w:initials="AI">
+  <w:comment w:id="1" w:author="AI校对助手" w:date="2025-07-01T12:36:22Z" w:initials="AI">
     <w:p>
       <w:r>
-        <w:t>💡 改进建议: 计算器科学 → 计算机科学
-📋 原因: 专业术语错误
+        <w:t>💡 改进建议: 计算器科学是一门研究算法、数据结构和计算系统设计的学科。 → 计算机科学是一门研究算法、数据结构和计算系统设计的学科。
+📋 原因: 计算器和计算机是两个不同的概念，此处应为计算机科学
 🎯 类型: 改进建议
-⏰ 处理时间: 2025-07-01 09:45</w:t>
+⏰ 处理时间: 2025-07-01 12:36</w:t>
       </w:r>
     </w:p>
   </w:comment>
-  <w:comment w:id="2" w:author="AI校对助手" w:date="2025-07-01T09:45:19Z" w:initials="AI">
+  <w:comment w:id="2" w:author="AI校对助手" w:date="2025-07-01T12:36:22Z" w:initials="AI">
     <w:p>
       <w:r>
-        <w:t>💡 改进建议: 计算器科学 → 计算机科学
-📋 原因: 专业术语错误
+        <w:t>💡 改进建议: 程式设计是计算机科学的核心技能之一。 → 程序设计是计算机科学的核心技能之一。
+📋 原因: 虽然程式设计和程序设计在某些语境下可以互换，但在大陆地区，更常用“程序设计”这个词
 🎯 类型: 改进建议
-⏰ 处理时间: 2025-07-01 09:45</w:t>
+⏰ 处理时间: 2025-07-01 12:36</w:t>
       </w:r>
     </w:p>
   </w:comment>
-  <w:comment w:id="3" w:author="AI校对助手" w:date="2025-07-01T09:45:19Z" w:initials="AI">
+  <w:comment w:id="3" w:author="AI校对助手" w:date="2025-07-01T12:36:22Z" w:initials="AI">
     <w:p>
       <w:r>
-        <w:t>💡 改进建议: 程式设计 → 程序设计
-📋 原因: 专业术语错误
+        <w:t>💡 改进建议: 软体工程是一门研究如何系统化、规范化、量化地开发和维护软件的学科。 → 软件工程是一门研究如何系统化、规范化、量化地开发和维护软件的学科。
+📋 原因: 软体工程是繁体中文的说法，在简体中文中，应该使用“软件工程”
 🎯 类型: 改进建议
-⏰ 处理时间: 2025-07-01 09:45</w:t>
+⏰ 处理时间: 2025-07-01 12:36</w:t>
       </w:r>
     </w:p>
   </w:comment>
-  <w:comment w:id="4" w:author="AI校对助手" w:date="2025-07-01T09:45:19Z" w:initials="AI">
+  <w:comment w:id="4" w:author="AI校对助手" w:date="2025-07-01T12:36:22Z" w:initials="AI">
     <w:p>
       <w:r>
-        <w:t>💡 改进建议: 程式设计 → 程序设计
-📋 原因: 专业术语错误
+        <w:t>💡 改进建议: 变数是程序中用来存储数据的容器。 → 变量是程序中用来存储数据的容器。
+📋 原因: 虽然变数和变量在某些语境下可以互换，但在大陆地区，更常用“变量”这个词
 🎯 类型: 改进建议
-⏰ 处理时间: 2025-07-01 09:45</w:t>
+⏰ 处理时间: 2025-07-01 12:36</w:t>
       </w:r>
     </w:p>
   </w:comment>
-  <w:comment w:id="5" w:author="AI校对助手" w:date="2025-07-01T09:45:19Z" w:initials="AI">
-    <w:p>
-      <w:r>
-        <w:t>💡 改进建议: 程式设计 → 程序设计
-📋 原因: 专业术语错误
-🎯 类型: 改进建议
-⏰ 处理时间: 2025-07-01 09:45</w:t>
-      </w:r>
-    </w:p>
-  </w:comment>
-  <w:comment w:id="6" w:author="AI校对助手" w:date="2025-07-01T09:45:19Z" w:initials="AI">
-    <w:p>
-      <w:r>
-        <w:t>💡 改进建议: 软体工程 → 软件工程
-📋 原因: 专业术语错误
-🎯 类型: 改进建议
-⏰ 处理时间: 2025-07-01 09:45</w:t>
-      </w:r>
-    </w:p>
-  </w:comment>
-  <w:comment w:id="7" w:author="AI校对助手" w:date="2025-07-01T09:45:19Z" w:initials="AI">
-    <w:p>
-      <w:r>
-        <w:t>💡 改进建议: 软体工程 → 软件工程
-📋 原因: 专业术语错误
-🎯 类型: 改进建议
-⏰ 处理时间: 2025-07-01 09:45</w:t>
-      </w:r>
-    </w:p>
-  </w:comment>
-  <w:comment w:id="8" w:author="AI校对助手" w:date="2025-07-01T09:45:19Z" w:initials="AI">
-    <w:p>
-      <w:r>
-        <w:t>💡 改进建议: 变数 → 变量
-📋 原因: 专业术语错误
-🎯 类型: 改进建议
-⏰ 处理时间: 2025-07-01 09:45</w:t>
-      </w:r>
-    </w:p>
-  </w:comment>
-  <w:comment w:id="9" w:author="AI校对助手" w:date="2025-07-01T09:45:19Z" w:initials="AI">
-    <w:p>
-      <w:r>
-        <w:t>💡 改进建议: 函式 → 函数
-📋 原因: 专业术语错误
-🎯 类型: 改进建议
-⏰ 处理时间: 2025-07-01 09:45</w:t>
-      </w:r>
-    </w:p>
-  </w:comment>
-  <w:comment w:id="10" w:author="AI校对助手" w:date="2025-07-01T09:45:19Z" w:initials="AI">
+  <w:comment w:id="5" w:author="AI校对助手" w:date="2025-07-01T12:36:22Z" w:initials="AI">
     <w:p>
       <w:r>
         <w:t>💡 改进建议: 数据结构是组织和存储数据的方式,常见的数据结构包括数组、链表、栈、队列等。 → 数据结构是组织和存储数据的方式，常见的数据结构包括数组、链表、栈、队列等。
-📋 原因: 中文应使用全角标点符号
+📋 原因: 中文中应使用全角标点符号
 🎯 类型: 改进建议
-⏰ 处理时间: 2025-07-01 09:45</w:t>
+⏰ 处理时间: 2025-07-01 12:36</w:t>
       </w:r>
     </w:p>
   </w:comment>
